--- a/EconAutomation/src/supporting_docs/sorted_econ_files/LCP MASTERTEMPLATE (color coded).docx
+++ b/EconAutomation/src/supporting_docs/sorted_econ_files/LCP MASTERTEMPLATE (color coded).docx
@@ -166,7 +166,7 @@
           <w:sz w:val="24"/>
           <w:szCs w:val="24"/>
         </w:rPr>
-        <w:t>April 15, 2026</w:t>
+        <w:t>April 16, 2026</w:t>
       </w:r>
       <w:r>
         <w:rPr>
@@ -4990,6 +4990,36 @@
       </w:r>
       <w:r>
         <w:t>Specifically PV_Summary_No_Rounding</w:t>
+      </w:r>
+    </w:p>
+    <w:p>
+      <w:pPr>
+        <w:pStyle w:val="CommentText"/>
+      </w:pPr>
+    </w:p>
+    <w:p>
+      <w:pPr>
+        <w:pStyle w:val="CommentText"/>
+      </w:pPr>
+      <w:r>
+        <w:rPr>
+          <w:i/>
+          <w:iCs/>
+        </w:rPr>
+        <w:t>And</w:t>
+      </w:r>
+    </w:p>
+    <w:p>
+      <w:pPr>
+        <w:pStyle w:val="CommentText"/>
+      </w:pPr>
+    </w:p>
+    <w:p>
+      <w:pPr>
+        <w:pStyle w:val="CommentText"/>
+      </w:pPr>
+      <w:r>
+        <w:t>GetBloombergDailyYieldCurve_cur</w:t>
       </w:r>
     </w:p>
   </w:comment>
@@ -7455,7 +7485,12 @@
 </file>
 
 <file path=customXml/item2.xml><?xml version="1.0" encoding="utf-8"?>
-<b:Sources xmlns:b="http://schemas.openxmlformats.org/officeDocument/2006/bibliography" xmlns="http://schemas.openxmlformats.org/officeDocument/2006/bibliography" SelectedStyle="\APASixthEditionOfficeOnline.xsl" StyleName="APA" Version="6"/>
+<?mso-contentType ?>
+<FormTemplates xmlns="http://schemas.microsoft.com/sharepoint/v3/contenttype/forms">
+  <Display>DocumentLibraryForm</Display>
+  <Edit>DocumentLibraryForm</Edit>
+  <New>DocumentLibraryForm</New>
+</FormTemplates>
 </file>
 
 <file path=customXml/item3.xml><?xml version="1.0" encoding="utf-8"?>
@@ -7467,12 +7502,7 @@
 </file>
 
 <file path=customXml/item4.xml><?xml version="1.0" encoding="utf-8"?>
-<?mso-contentType ?>
-<FormTemplates xmlns="http://schemas.microsoft.com/sharepoint/v3/contenttype/forms">
-  <Display>DocumentLibraryForm</Display>
-  <Edit>DocumentLibraryForm</Edit>
-  <New>DocumentLibraryForm</New>
-</FormTemplates>
+<b:Sources xmlns:b="http://schemas.openxmlformats.org/officeDocument/2006/bibliography" xmlns="http://schemas.openxmlformats.org/officeDocument/2006/bibliography" SelectedStyle="\APASixthEditionOfficeOnline.xsl" StyleName="APA" Version="6"/>
 </file>
 
 <file path=customXml/itemProps1.xml><?xml version="1.0" encoding="utf-8"?>
@@ -7494,9 +7524,9 @@
 </file>
 
 <file path=customXml/itemProps2.xml><?xml version="1.0" encoding="utf-8"?>
-<ds:datastoreItem xmlns:ds="http://schemas.openxmlformats.org/officeDocument/2006/customXml" ds:itemID="{FCC1ACD0-7293-47C9-BE0B-4D879715608C}">
+<ds:datastoreItem xmlns:ds="http://schemas.openxmlformats.org/officeDocument/2006/customXml" ds:itemID="{510AB3BD-BC06-4C1C-BE0E-F78D828DF9A1}">
   <ds:schemaRefs>
-    <ds:schemaRef ds:uri="http://schemas.openxmlformats.org/officeDocument/2006/bibliography"/>
+    <ds:schemaRef ds:uri="http://schemas.microsoft.com/sharepoint/v3/contenttype/forms"/>
   </ds:schemaRefs>
 </ds:datastoreItem>
 </file>
@@ -7512,9 +7542,9 @@
 </file>
 
 <file path=customXml/itemProps4.xml><?xml version="1.0" encoding="utf-8"?>
-<ds:datastoreItem xmlns:ds="http://schemas.openxmlformats.org/officeDocument/2006/customXml" ds:itemID="{510AB3BD-BC06-4C1C-BE0E-F78D828DF9A1}">
+<ds:datastoreItem xmlns:ds="http://schemas.openxmlformats.org/officeDocument/2006/customXml" ds:itemID="{FCC1ACD0-7293-47C9-BE0B-4D879715608C}">
   <ds:schemaRefs>
-    <ds:schemaRef ds:uri="http://schemas.microsoft.com/sharepoint/v3/contenttype/forms"/>
+    <ds:schemaRef ds:uri="http://schemas.openxmlformats.org/officeDocument/2006/bibliography"/>
   </ds:schemaRefs>
 </ds:datastoreItem>
 </file>